--- a/Финальная работа по курсу Аналитик данных/финальная работа.docx
+++ b/Финальная работа по курсу Аналитик данных/финальная работа.docx
@@ -3341,6 +3341,7 @@
           <w:rFonts w:ascii="Times New Roman" w:hAnsi="Times New Roman" w:cs="Times New Roman"/>
           <w:sz w:val="28"/>
           <w:szCs w:val="28"/>
+          <w:lang w:val="en-US"/>
         </w:rPr>
       </w:pPr>
     </w:p>
@@ -5106,6 +5107,7 @@
       <w:r>
         <w:rPr>
           <w:rFonts w:ascii="Times New Roman" w:hAnsi="Times New Roman" w:cs="Times New Roman"/>
+          <w:noProof/>
           <w:sz w:val="28"/>
           <w:szCs w:val="28"/>
           <w:lang w:val="en-US"/>
@@ -5178,6 +5180,7 @@
       <w:r>
         <w:rPr>
           <w:rFonts w:ascii="Times New Roman" w:hAnsi="Times New Roman" w:cs="Times New Roman"/>
+          <w:noProof/>
           <w:sz w:val="28"/>
           <w:szCs w:val="28"/>
         </w:rPr>
@@ -10193,23 +10196,7 @@
           <w:sz w:val="28"/>
           <w:szCs w:val="28"/>
         </w:rPr>
-        <w:t>Доверительный интервал тестовой группы</w:t>
-      </w:r>
-      <w:r>
-        <w:rPr>
-          <w:rFonts w:ascii="Times New Roman" w:hAnsi="Times New Roman" w:cs="Times New Roman"/>
-          <w:sz w:val="28"/>
-          <w:szCs w:val="28"/>
-        </w:rPr>
-        <w:t xml:space="preserve"> </w:t>
-      </w:r>
-      <w:r>
-        <w:rPr>
-          <w:rFonts w:ascii="Times New Roman" w:hAnsi="Times New Roman" w:cs="Times New Roman"/>
-          <w:sz w:val="28"/>
-          <w:szCs w:val="28"/>
-        </w:rPr>
-        <w:t>(2.4204277288673626), (9.905860501146952)</w:t>
+        <w:t>Доверительный интервал тестовой группы (2.4204277288673626), (9.905860501146952)</w:t>
       </w:r>
     </w:p>
     <w:p>
@@ -10572,6 +10559,7 @@
       <w:r>
         <w:rPr>
           <w:rFonts w:ascii="Times New Roman" w:hAnsi="Times New Roman" w:cs="Times New Roman"/>
+          <w:noProof/>
           <w:sz w:val="28"/>
           <w:szCs w:val="28"/>
         </w:rPr>
@@ -10635,39 +10623,40 @@
           <w:sz w:val="28"/>
           <w:szCs w:val="28"/>
         </w:rPr>
-        <w:t>Анализ показал, что акция наиболее успешна для игроков на ПК и PlayStation</w:t>
-      </w:r>
-      <w:r>
-        <w:rPr>
-          <w:rFonts w:ascii="Times New Roman" w:hAnsi="Times New Roman" w:cs="Times New Roman"/>
-          <w:sz w:val="28"/>
-          <w:szCs w:val="28"/>
-        </w:rPr>
-        <w:t xml:space="preserve"> </w:t>
-      </w:r>
-      <w:r>
-        <w:rPr>
-          <w:rFonts w:ascii="Times New Roman" w:hAnsi="Times New Roman" w:cs="Times New Roman"/>
-          <w:sz w:val="28"/>
-          <w:szCs w:val="28"/>
-        </w:rPr>
-        <w:t>4. В то же время, для пользователей Xbox эффект от акции практически не наблюдается.</w:t>
-      </w:r>
-    </w:p>
-    <w:p>
-      <w:pPr>
-        <w:rPr>
-          <w:rFonts w:ascii="Times New Roman" w:hAnsi="Times New Roman" w:cs="Times New Roman"/>
-          <w:sz w:val="28"/>
-          <w:szCs w:val="28"/>
-        </w:rPr>
-      </w:pPr>
-      <w:r>
-        <w:rPr>
-          <w:rFonts w:ascii="Times New Roman" w:hAnsi="Times New Roman" w:cs="Times New Roman"/>
-          <w:sz w:val="28"/>
-          <w:szCs w:val="28"/>
-        </w:rPr>
+        <w:t xml:space="preserve">Анализ показал, что </w:t>
+      </w:r>
+      <w:r>
+        <w:rPr>
+          <w:rFonts w:ascii="Times New Roman" w:hAnsi="Times New Roman" w:cs="Times New Roman"/>
+          <w:sz w:val="28"/>
+          <w:szCs w:val="28"/>
+        </w:rPr>
+        <w:t>а</w:t>
+      </w:r>
+      <w:r>
+        <w:rPr>
+          <w:rFonts w:ascii="Times New Roman" w:hAnsi="Times New Roman" w:cs="Times New Roman"/>
+          <w:sz w:val="28"/>
+          <w:szCs w:val="28"/>
+        </w:rPr>
+        <w:t>кция показала себя наиболее эффективно среди игроков на персональных компьютерах и консолях PlayStation 4, демонстрируя значительный прирост доходов благодаря увеличению активности покупателей. Однако для пользователей Xbox акция практически не принесла заметных результатов. Исходя из представленных данных, можно сделать вывод о том, что дальнейшее проведение подобной акции имеет смысл сосредоточить преимущественно на игроках, использующих персональные компьютеры (ПК) и консоли PlayStation 4.</w:t>
+      </w:r>
+    </w:p>
+    <w:p>
+      <w:pPr>
+        <w:rPr>
+          <w:rFonts w:ascii="Times New Roman" w:hAnsi="Times New Roman" w:cs="Times New Roman"/>
+          <w:sz w:val="28"/>
+          <w:szCs w:val="28"/>
+        </w:rPr>
+      </w:pPr>
+      <w:r>
+        <w:rPr>
+          <w:rFonts w:ascii="Times New Roman" w:hAnsi="Times New Roman" w:cs="Times New Roman"/>
+          <w:sz w:val="28"/>
+          <w:szCs w:val="28"/>
+        </w:rPr>
+        <w:lastRenderedPageBreak/>
         <w:t xml:space="preserve">Графики из </w:t>
       </w:r>
       <w:proofErr w:type="spellStart"/>
@@ -10701,10 +10690,10 @@
       <w:r>
         <w:rPr>
           <w:rFonts w:ascii="Times New Roman" w:hAnsi="Times New Roman" w:cs="Times New Roman"/>
-          <w:sz w:val="28"/>
-          <w:szCs w:val="28"/>
-        </w:rPr>
-        <w:lastRenderedPageBreak/>
+          <w:noProof/>
+          <w:sz w:val="28"/>
+          <w:szCs w:val="28"/>
+        </w:rPr>
         <w:drawing>
           <wp:inline distT="0" distB="0" distL="0" distR="0" wp14:anchorId="078C543F" wp14:editId="2D88B5A0">
             <wp:extent cx="5792008" cy="4039164"/>
@@ -10754,6 +10743,7 @@
       <w:r>
         <w:rPr>
           <w:rFonts w:ascii="Times New Roman" w:hAnsi="Times New Roman" w:cs="Times New Roman"/>
+          <w:noProof/>
           <w:sz w:val="28"/>
           <w:szCs w:val="28"/>
         </w:rPr>
@@ -10848,7 +10838,6 @@
           <w:sz w:val="28"/>
           <w:szCs w:val="28"/>
         </w:rPr>
-        <w:lastRenderedPageBreak/>
         <w:t>Источники:</w:t>
       </w:r>
     </w:p>
